--- a/t39_s2.docx
+++ b/t39_s2.docx
@@ -3,2348 +3,998 @@
 <w:document xmlns:wpc="http://schemas.microsoft.com/office/word/2010/wordprocessingCanvas" xmlns:mo="http://schemas.microsoft.com/office/mac/office/2008/main" xmlns:mc="http://schemas.openxmlformats.org/markup-compatibility/2006" xmlns:mv="urn:schemas-microsoft-com:mac:vml" xmlns:o="urn:schemas-microsoft-com:office:office" xmlns:r="http://schemas.openxmlformats.org/officeDocument/2006/relationships" xmlns:m="http://schemas.openxmlformats.org/officeDocument/2006/math" xmlns:v="urn:schemas-microsoft-com:vml" xmlns:wp14="http://schemas.microsoft.com/office/word/2010/wordprocessingDrawing" xmlns:wp="http://schemas.openxmlformats.org/drawingml/2006/wordprocessingDrawing" xmlns:w10="urn:schemas-microsoft-com:office:word" xmlns:w="http://schemas.openxmlformats.org/wordprocessingml/2006/main" xmlns:w14="http://schemas.microsoft.com/office/word/2010/wordml" xmlns:wpg="http://schemas.microsoft.com/office/word/2010/wordprocessingGroup" xmlns:wpi="http://schemas.microsoft.com/office/word/2010/wordprocessingInk" xmlns:wne="http://schemas.microsoft.com/office/word/2006/wordml" xmlns:wps="http://schemas.microsoft.com/office/word/2010/wordprocessingShape" mc:Ignorable="w14 wp14">
   <w:body>
     <w:p>
-      <w:pPr>
-        <w:spacing w:after="40" w:before="120"/>
-      </w:pPr>
       <w:r>
-        <w:rPr>
-          <w:b w:val="0"/>
-          <w:i w:val="0"/>
-          <w:sz w:val="22"/>
-        </w:rPr>
-        <w:t>Question: During surgery, the scrub nurse keeps sterile instruments in a designated area of the sterile field and never moves them into the non-sterile zone. This concept is the:</w:t>
+        <w:t xml:space="preserve">Question: Pain of stable angina is typically:</w:t>
       </w:r>
     </w:p>
     <w:p>
-      <w:pPr>
-        <w:spacing w:after="0" w:before="0"/>
-      </w:pPr>
       <w:r>
-        <w:rPr>
-          <w:b w:val="0"/>
-          <w:i w:val="0"/>
-          <w:sz w:val="22"/>
-        </w:rPr>
-        <w:t>(a) Neutral zone</w:t>
+        <w:t xml:space="preserve">(a) Sharp and pleuritic</w:t>
       </w:r>
     </w:p>
     <w:p>
-      <w:pPr>
-        <w:spacing w:after="0" w:before="0"/>
-      </w:pPr>
       <w:r>
-        <w:rPr>
-          <w:b w:val="0"/>
-          <w:i w:val="0"/>
-          <w:sz w:val="22"/>
-        </w:rPr>
-        <w:t>(b) Zone of contamination</w:t>
+        <w:t xml:space="preserve">(b) Relieved by exertion</w:t>
       </w:r>
     </w:p>
     <w:p>
-      <w:pPr>
-        <w:spacing w:after="0" w:before="0"/>
-      </w:pPr>
       <w:r>
-        <w:rPr>
-          <w:b w:val="0"/>
-          <w:i w:val="0"/>
-          <w:sz w:val="22"/>
-        </w:rPr>
-        <w:t>(c) Dirty area</w:t>
+        <w:t xml:space="preserve">(c) Crushing, relieved by rest or nitroglycerin</w:t>
       </w:r>
     </w:p>
     <w:p>
-      <w:pPr>
-        <w:spacing w:after="0" w:before="0"/>
-      </w:pPr>
       <w:r>
-        <w:rPr>
-          <w:b w:val="0"/>
-          <w:i w:val="0"/>
-          <w:sz w:val="22"/>
-        </w:rPr>
-        <w:t>(d) Recovery area</w:t>
+        <w:t xml:space="preserve">(d) Burning only</w:t>
       </w:r>
     </w:p>
     <w:p>
-      <w:pPr>
-        <w:spacing w:after="0" w:before="40"/>
-      </w:pPr>
       <w:r>
-        <w:rPr>
-          <w:b/>
-          <w:i w:val="0"/>
-          <w:sz w:val="22"/>
-        </w:rPr>
-        <w:t>Answer: a</w:t>
+        <w:t xml:space="preserve">Answer: c</w:t>
       </w:r>
     </w:p>
     <w:p>
-      <w:pPr>
-        <w:spacing w:after="0" w:before="0"/>
-      </w:pPr>
       <w:r>
-        <w:rPr>
-          <w:b w:val="0"/>
-          <w:i w:val="0"/>
-          <w:sz w:val="21"/>
-        </w:rPr>
-        <w:t>Solution: The neutral zone is a designated area of the sterile field where sterile instruments are placed and exchanged without direct hand-to-hand contact, reducing contamination risk. The other options are not terms for this practice.</w:t>
+        <w:t xml:space="preserve">Solution: Stable angina is a pressure-like chest pain triggered by exertion and relieved by rest or nitroglycerin within minutes.</w:t>
       </w:r>
     </w:p>
     <w:p>
-      <w:pPr>
-        <w:spacing w:after="0" w:before="0"/>
-      </w:pPr>
       <w:r>
-        <w:rPr>
-          <w:b w:val="0"/>
-          <w:i w:val="0"/>
-          <w:sz w:val="20"/>
-        </w:rPr>
-        <w:t>Positive Marks: 1</w:t>
+        <w:t xml:space="preserve">Positive Marks: 1</w:t>
       </w:r>
     </w:p>
     <w:p>
-      <w:pPr>
-        <w:spacing w:after="160" w:before="0"/>
-      </w:pPr>
       <w:r>
-        <w:rPr>
-          <w:b w:val="0"/>
-          <w:i w:val="0"/>
-          <w:sz w:val="20"/>
-        </w:rPr>
-        <w:t>Negative Marks: 0.25</w:t>
+        <w:t xml:space="preserve">Negative Marks: 0.25</w:t>
       </w:r>
     </w:p>
     <w:p>
-      <w:pPr>
-        <w:spacing w:after="40" w:before="120"/>
-      </w:pPr>
       <w:r>
-        <w:rPr>
-          <w:b w:val="0"/>
-          <w:i w:val="0"/>
-          <w:sz w:val="22"/>
-        </w:rPr>
-        <w:t>Question: A client with methicillin-resistant Staphylococcus aureus (MRSA) infection requires which type of precaution?</w:t>
+        <w:t xml:space="preserve"/>
       </w:r>
     </w:p>
     <w:p>
-      <w:pPr>
-        <w:spacing w:after="0" w:before="0"/>
-      </w:pPr>
       <w:r>
-        <w:rPr>
-          <w:b w:val="0"/>
-          <w:i w:val="0"/>
-          <w:sz w:val="22"/>
-        </w:rPr>
-        <w:t>(a) Contact precautions</w:t>
+        <w:t xml:space="preserve">Question: Before giving oral medications, the nurse checks the "five rights," which include:</w:t>
       </w:r>
     </w:p>
     <w:p>
-      <w:pPr>
-        <w:spacing w:after="0" w:before="0"/>
-      </w:pPr>
       <w:r>
-        <w:rPr>
-          <w:b w:val="0"/>
-          <w:i w:val="0"/>
-          <w:sz w:val="22"/>
-        </w:rPr>
-        <w:t>(b) Airborne precautions</w:t>
+        <w:t xml:space="preserve">(a) Right client, drug, dose, route, and time</w:t>
       </w:r>
     </w:p>
     <w:p>
-      <w:pPr>
-        <w:spacing w:after="0" w:before="0"/>
-      </w:pPr>
       <w:r>
-        <w:rPr>
-          <w:b w:val="0"/>
-          <w:i w:val="0"/>
-          <w:sz w:val="22"/>
-        </w:rPr>
-        <w:t>(c) Droplet precautions</w:t>
+        <w:t xml:space="preserve">(b) Right bed, room, floor, ward, and hospital</w:t>
       </w:r>
     </w:p>
     <w:p>
-      <w:pPr>
-        <w:spacing w:after="0" w:before="0"/>
-      </w:pPr>
       <w:r>
-        <w:rPr>
-          <w:b w:val="0"/>
-          <w:i w:val="0"/>
-          <w:sz w:val="22"/>
-        </w:rPr>
-        <w:t>(d) Protective isolation</w:t>
+        <w:t xml:space="preserve">(c) Right color, taste, smell, shape, and size</w:t>
       </w:r>
     </w:p>
     <w:p>
-      <w:pPr>
-        <w:spacing w:after="0" w:before="40"/>
-      </w:pPr>
       <w:r>
-        <w:rPr>
-          <w:b/>
-          <w:i w:val="0"/>
-          <w:sz w:val="22"/>
-        </w:rPr>
-        <w:t>Answer: a</w:t>
+        <w:t xml:space="preserve">(d) Right doctor, nurse, date, pen, and chart</w:t>
       </w:r>
     </w:p>
     <w:p>
-      <w:pPr>
-        <w:spacing w:after="0" w:before="0"/>
-      </w:pPr>
       <w:r>
-        <w:rPr>
-          <w:b w:val="0"/>
-          <w:i w:val="0"/>
-          <w:sz w:val="21"/>
-        </w:rPr>
-        <w:t>Solution: MRSA spreads by direct or indirect contact, so contact precautions—gown and gloves—are required. Airborne (b) is for TB and varicella, droplet (c) for influenza and meningitis, and protective isolation (d) protects immunocompromised clients.</w:t>
+        <w:t xml:space="preserve">Answer: a</w:t>
       </w:r>
     </w:p>
     <w:p>
-      <w:pPr>
-        <w:spacing w:after="0" w:before="0"/>
-      </w:pPr>
       <w:r>
-        <w:rPr>
-          <w:b w:val="0"/>
-          <w:i w:val="0"/>
-          <w:sz w:val="20"/>
-        </w:rPr>
-        <w:t>Positive Marks: 1</w:t>
+        <w:t xml:space="preserve">Solution: The five rights — client, drug, dose, route, and time — along with documentation prevent medication errors.</w:t>
       </w:r>
     </w:p>
     <w:p>
-      <w:pPr>
-        <w:spacing w:after="160" w:before="0"/>
-      </w:pPr>
       <w:r>
-        <w:rPr>
-          <w:b w:val="0"/>
-          <w:i w:val="0"/>
-          <w:sz w:val="20"/>
-        </w:rPr>
-        <w:t>Negative Marks: 0.25</w:t>
+        <w:t xml:space="preserve">Positive Marks: 1</w:t>
       </w:r>
     </w:p>
     <w:p>
-      <w:pPr>
-        <w:spacing w:after="40" w:before="120"/>
-      </w:pPr>
       <w:r>
-        <w:rPr>
-          <w:b w:val="0"/>
-          <w:i w:val="0"/>
-          <w:sz w:val="22"/>
-        </w:rPr>
-        <w:t>Question: Which infection requires droplet precautions?</w:t>
+        <w:t xml:space="preserve">Negative Marks: 0.25</w:t>
       </w:r>
     </w:p>
     <w:p>
-      <w:pPr>
-        <w:spacing w:after="0" w:before="0"/>
-      </w:pPr>
       <w:r>
-        <w:rPr>
-          <w:b w:val="0"/>
-          <w:i w:val="0"/>
-          <w:sz w:val="22"/>
-        </w:rPr>
-        <w:t>(a) Influenza</w:t>
+        <w:t xml:space="preserve"/>
       </w:r>
     </w:p>
     <w:p>
-      <w:pPr>
-        <w:spacing w:after="0" w:before="0"/>
-      </w:pPr>
       <w:r>
-        <w:rPr>
-          <w:b w:val="0"/>
-          <w:i w:val="0"/>
-          <w:sz w:val="22"/>
-        </w:rPr>
-        <w:t>(b) Tuberculosis</w:t>
+        <w:t xml:space="preserve">Question: Colostrum is important for the newborn because it is rich in:</w:t>
       </w:r>
     </w:p>
     <w:p>
-      <w:pPr>
-        <w:spacing w:after="0" w:before="0"/>
-      </w:pPr>
       <w:r>
-        <w:rPr>
-          <w:b w:val="0"/>
-          <w:i w:val="0"/>
-          <w:sz w:val="22"/>
-        </w:rPr>
-        <w:t>(c) Measles</w:t>
+        <w:t xml:space="preserve">(a) Alcohol</w:t>
       </w:r>
     </w:p>
     <w:p>
-      <w:pPr>
-        <w:spacing w:after="0" w:before="0"/>
-      </w:pPr>
       <w:r>
-        <w:rPr>
-          <w:b w:val="0"/>
-          <w:i w:val="0"/>
-          <w:sz w:val="22"/>
-        </w:rPr>
-        <w:t>(d) Chickenpox</w:t>
+        <w:t xml:space="preserve">(b) Caffeine</w:t>
       </w:r>
     </w:p>
     <w:p>
-      <w:pPr>
-        <w:spacing w:after="0" w:before="40"/>
-      </w:pPr>
       <w:r>
-        <w:rPr>
-          <w:b/>
-          <w:i w:val="0"/>
-          <w:sz w:val="22"/>
-        </w:rPr>
-        <w:t>Answer: a</w:t>
+        <w:t xml:space="preserve">(c) Sugar only</w:t>
       </w:r>
     </w:p>
     <w:p>
-      <w:pPr>
-        <w:spacing w:after="0" w:before="0"/>
-      </w:pPr>
       <w:r>
-        <w:rPr>
-          <w:b w:val="0"/>
-          <w:i w:val="0"/>
-          <w:sz w:val="21"/>
-        </w:rPr>
-        <w:t>Solution: Influenza spreads by large droplets from coughing or sneezing, requiring droplet precautions. Tuberculosis (b), measles (c), and chickenpox (d) require airborne precautions because their organisms travel in droplet nuclei.</w:t>
+        <w:t xml:space="preserve">(d) Antibodies (immunoglobulins)</w:t>
       </w:r>
     </w:p>
     <w:p>
-      <w:pPr>
-        <w:spacing w:after="0" w:before="0"/>
-      </w:pPr>
       <w:r>
-        <w:rPr>
-          <w:b w:val="0"/>
-          <w:i w:val="0"/>
-          <w:sz w:val="20"/>
-        </w:rPr>
-        <w:t>Positive Marks: 1</w:t>
+        <w:t xml:space="preserve">Answer: d</w:t>
       </w:r>
     </w:p>
     <w:p>
-      <w:pPr>
-        <w:spacing w:after="160" w:before="0"/>
-      </w:pPr>
       <w:r>
-        <w:rPr>
-          <w:b w:val="0"/>
-          <w:i w:val="0"/>
-          <w:sz w:val="20"/>
-        </w:rPr>
-        <w:t>Negative Marks: 0.25</w:t>
+        <w:t xml:space="preserve">Solution: Colostrum — the first milk — is rich in IgA antibodies and nutrients that protect and prime the newborn gut.</w:t>
       </w:r>
     </w:p>
     <w:p>
-      <w:pPr>
-        <w:spacing w:after="40" w:before="120"/>
-      </w:pPr>
       <w:r>
-        <w:rPr>
-          <w:b w:val="0"/>
-          <w:i w:val="0"/>
-          <w:sz w:val="22"/>
-        </w:rPr>
-        <w:t>Question: A client with active pulmonary tuberculosis is admitted. Which precaution is required?</w:t>
+        <w:t xml:space="preserve">Positive Marks: 1</w:t>
       </w:r>
     </w:p>
     <w:p>
-      <w:pPr>
-        <w:spacing w:after="0" w:before="0"/>
-      </w:pPr>
       <w:r>
-        <w:rPr>
-          <w:b w:val="0"/>
-          <w:i w:val="0"/>
-          <w:sz w:val="22"/>
-        </w:rPr>
-        <w:t>(a) Airborne precautions in a negative-pressure room</w:t>
+        <w:t xml:space="preserve">Negative Marks: 0.25</w:t>
       </w:r>
     </w:p>
     <w:p>
-      <w:pPr>
-        <w:spacing w:after="0" w:before="0"/>
-      </w:pPr>
       <w:r>
-        <w:rPr>
-          <w:b w:val="0"/>
-          <w:i w:val="0"/>
-          <w:sz w:val="22"/>
-        </w:rPr>
-        <w:t>(b) Contact precautions</w:t>
+        <w:t xml:space="preserve"/>
       </w:r>
     </w:p>
     <w:p>
-      <w:pPr>
-        <w:spacing w:after="0" w:before="0"/>
-      </w:pPr>
       <w:r>
-        <w:rPr>
-          <w:b w:val="0"/>
-          <w:i w:val="0"/>
-          <w:sz w:val="22"/>
-        </w:rPr>
-        <w:t>(c) Standard precautions only</w:t>
+        <w:t xml:space="preserve">Question: A baby born before completing which gestational age is classified as preterm?</w:t>
       </w:r>
     </w:p>
     <w:p>
-      <w:pPr>
-        <w:spacing w:after="0" w:before="0"/>
-      </w:pPr>
       <w:r>
-        <w:rPr>
-          <w:b w:val="0"/>
-          <w:i w:val="0"/>
-          <w:sz w:val="22"/>
-        </w:rPr>
-        <w:t>(d) Droplet precautions</w:t>
+        <w:t xml:space="preserve">(a) 42 weeks</w:t>
       </w:r>
     </w:p>
     <w:p>
-      <w:pPr>
-        <w:spacing w:after="0" w:before="40"/>
-      </w:pPr>
       <w:r>
-        <w:rPr>
-          <w:b/>
-          <w:i w:val="0"/>
-          <w:sz w:val="22"/>
-        </w:rPr>
-        <w:t>Answer: a</w:t>
+        <w:t xml:space="preserve">(b) 37 weeks</w:t>
       </w:r>
     </w:p>
     <w:p>
-      <w:pPr>
-        <w:spacing w:after="0" w:before="0"/>
-      </w:pPr>
       <w:r>
-        <w:rPr>
-          <w:b w:val="0"/>
-          <w:i w:val="0"/>
-          <w:sz w:val="21"/>
-        </w:rPr>
-        <w:t>Solution: TB is transmitted by droplet nuclei that remain suspended in air, so airborne precautions in a negative-pressure isolation room with an N95 respirator are required. The other precautions are insufficient.</w:t>
+        <w:t xml:space="preserve">(c) 30 weeks</w:t>
       </w:r>
     </w:p>
     <w:p>
-      <w:pPr>
-        <w:spacing w:after="0" w:before="0"/>
-      </w:pPr>
       <w:r>
-        <w:rPr>
-          <w:b w:val="0"/>
-          <w:i w:val="0"/>
-          <w:sz w:val="20"/>
-        </w:rPr>
-        <w:t>Positive Marks: 1</w:t>
+        <w:t xml:space="preserve">(d) 45 weeks</w:t>
       </w:r>
     </w:p>
     <w:p>
-      <w:pPr>
-        <w:spacing w:after="160" w:before="0"/>
-      </w:pPr>
       <w:r>
-        <w:rPr>
-          <w:b w:val="0"/>
-          <w:i w:val="0"/>
-          <w:sz w:val="20"/>
-        </w:rPr>
-        <w:t>Negative Marks: 0.25</w:t>
+        <w:t xml:space="preserve">Answer: b</w:t>
       </w:r>
     </w:p>
     <w:p>
-      <w:pPr>
-        <w:spacing w:after="40" w:before="120"/>
-      </w:pPr>
       <w:r>
-        <w:rPr>
-          <w:b w:val="0"/>
-          <w:i w:val="0"/>
-          <w:sz w:val="22"/>
-        </w:rPr>
-        <w:t>Question: Which is the correct way to dispose of a used hypodermic needle?</w:t>
+        <w:t xml:space="preserve">Solution: Preterm is birth before 37 completed weeks of gestation; term is 37-42 weeks.</w:t>
       </w:r>
     </w:p>
     <w:p>
-      <w:pPr>
-        <w:spacing w:after="0" w:before="0"/>
-      </w:pPr>
       <w:r>
-        <w:rPr>
-          <w:b w:val="0"/>
-          <w:i w:val="0"/>
-          <w:sz w:val="22"/>
-        </w:rPr>
-        <w:t>(a) Drop it into a puncture-proof sharps container without recapping</w:t>
+        <w:t xml:space="preserve">Positive Marks: 1</w:t>
       </w:r>
     </w:p>
     <w:p>
-      <w:pPr>
-        <w:spacing w:after="0" w:before="0"/>
-      </w:pPr>
       <w:r>
-        <w:rPr>
-          <w:b w:val="0"/>
-          <w:i w:val="0"/>
-          <w:sz w:val="22"/>
-        </w:rPr>
-        <w:t>(b) Recap the needle and place it in the trash</w:t>
+        <w:t xml:space="preserve">Negative Marks: 0.25</w:t>
       </w:r>
     </w:p>
     <w:p>
-      <w:pPr>
-        <w:spacing w:after="0" w:before="0"/>
-      </w:pPr>
       <w:r>
-        <w:rPr>
-          <w:b w:val="0"/>
-          <w:i w:val="0"/>
-          <w:sz w:val="22"/>
-        </w:rPr>
-        <w:t>(c) Break the needle and put it in a plastic bag</w:t>
+        <w:t xml:space="preserve"/>
       </w:r>
     </w:p>
     <w:p>
-      <w:pPr>
-        <w:spacing w:after="0" w:before="0"/>
-      </w:pPr>
       <w:r>
-        <w:rPr>
-          <w:b w:val="0"/>
-          <w:i w:val="0"/>
-          <w:sz w:val="22"/>
-        </w:rPr>
-        <w:t>(d) Bend the needle and discard it in a waste bin</w:t>
+        <w:t xml:space="preserve">Question: The most dangerous complication of tricyclic antidepressant overdose is:</w:t>
       </w:r>
     </w:p>
     <w:p>
-      <w:pPr>
-        <w:spacing w:after="0" w:before="40"/>
-      </w:pPr>
       <w:r>
-        <w:rPr>
-          <w:b/>
-          <w:i w:val="0"/>
-          <w:sz w:val="22"/>
-        </w:rPr>
-        <w:t>Answer: a</w:t>
+        <w:t xml:space="preserve">(a) Diarrhea</w:t>
       </w:r>
     </w:p>
     <w:p>
-      <w:pPr>
-        <w:spacing w:after="0" w:before="0"/>
-      </w:pPr>
       <w:r>
-        <w:rPr>
-          <w:b w:val="0"/>
-          <w:i w:val="0"/>
-          <w:sz w:val="21"/>
-        </w:rPr>
-        <w:t>Solution: Used needles are discarded uncapped directly into a puncture-proof sharps container; recapping is the most common cause of needlestick injuries. The other options create injury and contamination risks.</w:t>
+        <w:t xml:space="preserve">(b) Dry skin</w:t>
       </w:r>
     </w:p>
     <w:p>
-      <w:pPr>
-        <w:spacing w:after="0" w:before="0"/>
-      </w:pPr>
       <w:r>
-        <w:rPr>
-          <w:b w:val="0"/>
-          <w:i w:val="0"/>
-          <w:sz w:val="20"/>
-        </w:rPr>
-        <w:t>Positive Marks: 1</w:t>
+        <w:t xml:space="preserve">(c) Cardiac arrhythmias</w:t>
       </w:r>
     </w:p>
     <w:p>
-      <w:pPr>
-        <w:spacing w:after="160" w:before="0"/>
-      </w:pPr>
       <w:r>
-        <w:rPr>
-          <w:b w:val="0"/>
-          <w:i w:val="0"/>
-          <w:sz w:val="20"/>
-        </w:rPr>
-        <w:t>Negative Marks: 0.25</w:t>
+        <w:t xml:space="preserve">(d) Increased appetite</w:t>
       </w:r>
     </w:p>
     <w:p>
-      <w:pPr>
-        <w:spacing w:after="40" w:before="120"/>
-      </w:pPr>
       <w:r>
-        <w:rPr>
-          <w:b w:val="0"/>
-          <w:i w:val="0"/>
-          <w:sz w:val="22"/>
-        </w:rPr>
-        <w:t>Question: A nurse performs a urine dipstick test. Which result is normal?</w:t>
+        <w:t xml:space="preserve">Answer: c</w:t>
       </w:r>
     </w:p>
     <w:p>
-      <w:pPr>
-        <w:spacing w:after="0" w:before="0"/>
-      </w:pPr>
       <w:r>
-        <w:rPr>
-          <w:b w:val="0"/>
-          <w:i w:val="0"/>
-          <w:sz w:val="22"/>
-        </w:rPr>
-        <w:t>(a) Negative for glucose and protein</w:t>
+        <w:t xml:space="preserve">Solution: TCA overdose causes cardiotoxicity — arrhythmias, hypotension, and seizures — and is a medical emergency.</w:t>
       </w:r>
     </w:p>
     <w:p>
-      <w:pPr>
-        <w:spacing w:after="0" w:before="0"/>
-      </w:pPr>
       <w:r>
-        <w:rPr>
-          <w:b w:val="0"/>
-          <w:i w:val="0"/>
-          <w:sz w:val="22"/>
-        </w:rPr>
-        <w:t>(b) Trace blood present</w:t>
+        <w:t xml:space="preserve">Positive Marks: 1</w:t>
       </w:r>
     </w:p>
     <w:p>
-      <w:pPr>
-        <w:spacing w:after="0" w:before="0"/>
-      </w:pPr>
       <w:r>
-        <w:rPr>
-          <w:b w:val="0"/>
-          <w:i w:val="0"/>
-          <w:sz w:val="22"/>
-        </w:rPr>
-        <w:t>(c) 2+ protein</w:t>
+        <w:t xml:space="preserve">Negative Marks: 0.25</w:t>
       </w:r>
     </w:p>
     <w:p>
-      <w:pPr>
-        <w:spacing w:after="0" w:before="0"/>
-      </w:pPr>
       <w:r>
-        <w:rPr>
-          <w:b w:val="0"/>
-          <w:i w:val="0"/>
-          <w:sz w:val="22"/>
-        </w:rPr>
-        <w:t>(d) Positive for ketones</w:t>
+        <w:t xml:space="preserve"/>
       </w:r>
     </w:p>
     <w:p>
-      <w:pPr>
-        <w:spacing w:after="0" w:before="40"/>
-      </w:pPr>
       <w:r>
-        <w:rPr>
-          <w:b/>
-          <w:i w:val="0"/>
-          <w:sz w:val="22"/>
-        </w:rPr>
-        <w:t>Answer: a</w:t>
+        <w:t xml:space="preserve">Question: Which measure helps control houseflies?</w:t>
       </w:r>
     </w:p>
     <w:p>
-      <w:pPr>
-        <w:spacing w:after="0" w:before="0"/>
-      </w:pPr>
       <w:r>
-        <w:rPr>
-          <w:b w:val="0"/>
-          <w:i w:val="0"/>
-          <w:sz w:val="21"/>
-        </w:rPr>
-        <w:t>Solution: A normal urine dipstick is negative for glucose, protein, ketones, and blood. Glucose, protein, ketones, or blood in the urine suggests underlying pathology requiring further investigation.</w:t>
+        <w:t xml:space="preserve">(a) Proper disposal of garbage and excreta</w:t>
       </w:r>
     </w:p>
     <w:p>
-      <w:pPr>
-        <w:spacing w:after="0" w:before="0"/>
-      </w:pPr>
       <w:r>
-        <w:rPr>
-          <w:b w:val="0"/>
-          <w:i w:val="0"/>
-          <w:sz w:val="20"/>
-        </w:rPr>
-        <w:t>Positive Marks: 1</w:t>
+        <w:t xml:space="preserve">(b) Leaving food uncovered</w:t>
       </w:r>
     </w:p>
     <w:p>
-      <w:pPr>
-        <w:spacing w:after="160" w:before="0"/>
-      </w:pPr>
       <w:r>
-        <w:rPr>
-          <w:b w:val="0"/>
-          <w:i w:val="0"/>
-          <w:sz w:val="20"/>
-        </w:rPr>
-        <w:t>Negative Marks: 0.25</w:t>
+        <w:t xml:space="preserve">(c) Storing water in open containers</w:t>
       </w:r>
     </w:p>
     <w:p>
-      <w:pPr>
-        <w:spacing w:after="40" w:before="120"/>
-      </w:pPr>
       <w:r>
-        <w:rPr>
-          <w:b w:val="0"/>
-          <w:i w:val="0"/>
-          <w:sz w:val="22"/>
-        </w:rPr>
-        <w:t>Question: Why is a first-morning urine specimen preferred for some tests?</w:t>
+        <w:t xml:space="preserve">(d) Keeping windows open at night</w:t>
       </w:r>
     </w:p>
     <w:p>
-      <w:pPr>
-        <w:spacing w:after="0" w:before="0"/>
-      </w:pPr>
       <w:r>
-        <w:rPr>
-          <w:b w:val="0"/>
-          <w:i w:val="0"/>
-          <w:sz w:val="22"/>
-        </w:rPr>
-        <w:t>(a) It is the most concentrated, giving accurate results for protein and cells</w:t>
+        <w:t xml:space="preserve">Answer: a</w:t>
       </w:r>
     </w:p>
     <w:p>
-      <w:pPr>
-        <w:spacing w:after="0" w:before="0"/>
-      </w:pPr>
       <w:r>
-        <w:rPr>
-          <w:b w:val="0"/>
-          <w:i w:val="0"/>
-          <w:sz w:val="22"/>
-        </w:rPr>
-        <w:t>(b) It is easier to collect</w:t>
+        <w:t xml:space="preserve">Solution: Houseflies breed in garbage and feces, so sanitary disposal, covered food, and screening control their spread.</w:t>
       </w:r>
     </w:p>
     <w:p>
-      <w:pPr>
-        <w:spacing w:after="0" w:before="0"/>
-      </w:pPr>
       <w:r>
-        <w:rPr>
-          <w:b w:val="0"/>
-          <w:i w:val="0"/>
-          <w:sz w:val="22"/>
-        </w:rPr>
-        <w:t>(c) It contains fewer bacteria</w:t>
+        <w:t xml:space="preserve">Positive Marks: 1</w:t>
       </w:r>
     </w:p>
     <w:p>
-      <w:pPr>
-        <w:spacing w:after="0" w:before="0"/>
-      </w:pPr>
       <w:r>
-        <w:rPr>
-          <w:b w:val="0"/>
-          <w:i w:val="0"/>
-          <w:sz w:val="22"/>
-        </w:rPr>
-        <w:t>(d) It does not need refrigeration</w:t>
+        <w:t xml:space="preserve">Negative Marks: 0.25</w:t>
       </w:r>
     </w:p>
     <w:p>
-      <w:pPr>
-        <w:spacing w:after="0" w:before="40"/>
-      </w:pPr>
       <w:r>
-        <w:rPr>
-          <w:b/>
-          <w:i w:val="0"/>
-          <w:sz w:val="22"/>
-        </w:rPr>
-        <w:t>Answer: a</w:t>
+        <w:t xml:space="preserve"/>
       </w:r>
     </w:p>
     <w:p>
-      <w:pPr>
-        <w:spacing w:after="0" w:before="0"/>
-      </w:pPr>
       <w:r>
-        <w:rPr>
-          <w:b w:val="0"/>
-          <w:i w:val="0"/>
-          <w:sz w:val="21"/>
-        </w:rPr>
-        <w:t>Solution: First-morning urine is the most concentrated and acidic, making it the best sample for detecting protein, cells, and early pregnancy. The other reasons are not the primary basis for the preference.</w:t>
+        <w:t xml:space="preserve">Question: The most common adverse effect of sulfonylureas such as glipizide is:</w:t>
       </w:r>
     </w:p>
     <w:p>
-      <w:pPr>
-        <w:spacing w:after="0" w:before="0"/>
-      </w:pPr>
       <w:r>
-        <w:rPr>
-          <w:b w:val="0"/>
-          <w:i w:val="0"/>
-          <w:sz w:val="20"/>
-        </w:rPr>
-        <w:t>Positive Marks: 1</w:t>
+        <w:t xml:space="preserve">(a) Hyperglycemia</w:t>
       </w:r>
     </w:p>
     <w:p>
-      <w:pPr>
-        <w:spacing w:after="160" w:before="0"/>
-      </w:pPr>
       <w:r>
-        <w:rPr>
-          <w:b w:val="0"/>
-          <w:i w:val="0"/>
-          <w:sz w:val="20"/>
-        </w:rPr>
-        <w:t>Negative Marks: 0.25</w:t>
+        <w:t xml:space="preserve">(b) Hypertension</w:t>
       </w:r>
     </w:p>
     <w:p>
-      <w:pPr>
-        <w:spacing w:after="40" w:before="120"/>
-      </w:pPr>
       <w:r>
-        <w:rPr>
-          <w:b w:val="0"/>
-          <w:i w:val="0"/>
-          <w:sz w:val="22"/>
-        </w:rPr>
-        <w:t>Question: A client's urine specific gravity is 1.005. This value indicates:</w:t>
+        <w:t xml:space="preserve">(c) Constipation</w:t>
       </w:r>
     </w:p>
     <w:p>
-      <w:pPr>
-        <w:spacing w:after="0" w:before="0"/>
-      </w:pPr>
       <w:r>
-        <w:rPr>
-          <w:b w:val="0"/>
-          <w:i w:val="0"/>
-          <w:sz w:val="22"/>
-        </w:rPr>
-        <w:t>(a) Dilute urine</w:t>
+        <w:t xml:space="preserve">(d) Hypoglycemia</w:t>
       </w:r>
     </w:p>
     <w:p>
-      <w:pPr>
-        <w:spacing w:after="0" w:before="0"/>
-      </w:pPr>
       <w:r>
-        <w:rPr>
-          <w:b w:val="0"/>
-          <w:i w:val="0"/>
-          <w:sz w:val="22"/>
-        </w:rPr>
-        <w:t>(b) Concentrated urine</w:t>
+        <w:t xml:space="preserve">Answer: d</w:t>
       </w:r>
     </w:p>
     <w:p>
-      <w:pPr>
-        <w:spacing w:after="0" w:before="0"/>
-      </w:pPr>
       <w:r>
-        <w:rPr>
-          <w:b w:val="0"/>
-          <w:i w:val="0"/>
-          <w:sz w:val="22"/>
-        </w:rPr>
-        <w:t>(c) Normal urine</w:t>
+        <w:t xml:space="preserve">Solution: Sulfonylureas stimulate insulin release and can cause hypoglycemia, especially with missed meals or excess dose.</w:t>
       </w:r>
     </w:p>
     <w:p>
-      <w:pPr>
-        <w:spacing w:after="0" w:before="0"/>
-      </w:pPr>
       <w:r>
-        <w:rPr>
-          <w:b w:val="0"/>
-          <w:i w:val="0"/>
-          <w:sz w:val="22"/>
-        </w:rPr>
-        <w:t>(d) Proteinuria</w:t>
+        <w:t xml:space="preserve">Positive Marks: 1</w:t>
       </w:r>
     </w:p>
     <w:p>
-      <w:pPr>
-        <w:spacing w:after="0" w:before="40"/>
-      </w:pPr>
       <w:r>
-        <w:rPr>
-          <w:b/>
-          <w:i w:val="0"/>
-          <w:sz w:val="22"/>
-        </w:rPr>
-        <w:t>Answer: a</w:t>
+        <w:t xml:space="preserve">Negative Marks: 0.25</w:t>
       </w:r>
     </w:p>
     <w:p>
-      <w:pPr>
-        <w:spacing w:after="0" w:before="0"/>
-      </w:pPr>
       <w:r>
-        <w:rPr>
-          <w:b w:val="0"/>
-          <w:i w:val="0"/>
-          <w:sz w:val="21"/>
-        </w:rPr>
-        <w:t>Solution: Normal urine specific gravity is about 1.010-1.025. A value of 1.005 indicates dilute urine, seen with overhydration, diuretic use, or impaired concentrating ability such as diabetes insipidus. Concentrated urine (b) would be above 1.025.</w:t>
+        <w:t xml:space="preserve"/>
       </w:r>
     </w:p>
     <w:p>
-      <w:pPr>
-        <w:spacing w:after="0" w:before="0"/>
-      </w:pPr>
       <w:r>
-        <w:rPr>
-          <w:b w:val="0"/>
-          <w:i w:val="0"/>
-          <w:sz w:val="20"/>
-        </w:rPr>
-        <w:t>Positive Marks: 1</w:t>
+        <w:t xml:space="preserve">Question: The thyroid gland is located:</w:t>
       </w:r>
     </w:p>
     <w:p>
-      <w:pPr>
-        <w:spacing w:after="160" w:before="0"/>
-      </w:pPr>
       <w:r>
-        <w:rPr>
-          <w:b w:val="0"/>
-          <w:i w:val="0"/>
-          <w:sz w:val="20"/>
-        </w:rPr>
-        <w:t>Negative Marks: 0.25</w:t>
+        <w:t xml:space="preserve">(a) In the abdomen</w:t>
       </w:r>
     </w:p>
     <w:p>
-      <w:pPr>
-        <w:spacing w:after="40" w:before="120"/>
-      </w:pPr>
       <w:r>
-        <w:rPr>
-          <w:b w:val="0"/>
-          <w:i w:val="0"/>
-          <w:sz w:val="22"/>
-        </w:rPr>
-        <w:t>Question: A client with heart failure develops severe dyspnoea and coughs up frothy, pink-tinged sputum. Which condition is most likely?</w:t>
+        <w:t xml:space="preserve">(b) In the neck, anterior to the trachea</w:t>
       </w:r>
     </w:p>
     <w:p>
-      <w:pPr>
-        <w:spacing w:after="0" w:before="0"/>
-      </w:pPr>
       <w:r>
-        <w:rPr>
-          <w:b w:val="0"/>
-          <w:i w:val="0"/>
-          <w:sz w:val="22"/>
-        </w:rPr>
-        <w:t>(a) Acute pulmonary oedema</w:t>
+        <w:t xml:space="preserve">(c) In the chest</w:t>
       </w:r>
     </w:p>
     <w:p>
-      <w:pPr>
-        <w:spacing w:after="0" w:before="0"/>
-      </w:pPr>
       <w:r>
-        <w:rPr>
-          <w:b w:val="0"/>
-          <w:i w:val="0"/>
-          <w:sz w:val="22"/>
-        </w:rPr>
-        <w:t>(b) Pneumothorax</w:t>
+        <w:t xml:space="preserve">(d) Behind the ear</w:t>
       </w:r>
     </w:p>
     <w:p>
-      <w:pPr>
-        <w:spacing w:after="0" w:before="0"/>
-      </w:pPr>
       <w:r>
-        <w:rPr>
-          <w:b w:val="0"/>
-          <w:i w:val="0"/>
-          <w:sz w:val="22"/>
-        </w:rPr>
-        <w:t>(c) Pneumonia</w:t>
+        <w:t xml:space="preserve">Answer: b</w:t>
       </w:r>
     </w:p>
     <w:p>
-      <w:pPr>
-        <w:spacing w:after="0" w:before="0"/>
-      </w:pPr>
       <w:r>
-        <w:rPr>
-          <w:b w:val="0"/>
-          <w:i w:val="0"/>
-          <w:sz w:val="22"/>
-        </w:rPr>
-        <w:t>(d) Pulmonary embolism</w:t>
+        <w:t xml:space="preserve">Solution: The butterfly-shaped thyroid lies in the anterior neck, just below the larynx and in front of the trachea.</w:t>
       </w:r>
     </w:p>
     <w:p>
-      <w:pPr>
-        <w:spacing w:after="0" w:before="40"/>
-      </w:pPr>
       <w:r>
-        <w:rPr>
-          <w:b/>
-          <w:i w:val="0"/>
-          <w:sz w:val="22"/>
-        </w:rPr>
-        <w:t>Answer: a</w:t>
+        <w:t xml:space="preserve">Positive Marks: 1</w:t>
       </w:r>
     </w:p>
     <w:p>
-      <w:pPr>
-        <w:spacing w:after="0" w:before="0"/>
-      </w:pPr>
       <w:r>
-        <w:rPr>
-          <w:b w:val="0"/>
-          <w:i w:val="0"/>
-          <w:sz w:val="21"/>
-        </w:rPr>
-        <w:t>Solution: Frothy pink sputum with severe dyspnoea is classic acute pulmonary oedema from left ventricular failure. The priority is high-Fowler's position, oxygen, and diuretics. Pneumonia (c) has purulent sputum, and the others have different presentations.</w:t>
+        <w:t xml:space="preserve">Negative Marks: 0.25</w:t>
       </w:r>
     </w:p>
     <w:p>
-      <w:pPr>
-        <w:spacing w:after="0" w:before="0"/>
-      </w:pPr>
       <w:r>
-        <w:rPr>
-          <w:b w:val="0"/>
-          <w:i w:val="0"/>
-          <w:sz w:val="20"/>
-        </w:rPr>
-        <w:t>Positive Marks: 1</w:t>
+        <w:t xml:space="preserve"/>
       </w:r>
     </w:p>
     <w:p>
-      <w:pPr>
-        <w:spacing w:after="160" w:before="0"/>
-      </w:pPr>
       <w:r>
-        <w:rPr>
-          <w:b w:val="0"/>
-          <w:i w:val="0"/>
-          <w:sz w:val="20"/>
-        </w:rPr>
-        <w:t>Negative Marks: 0.25</w:t>
+        <w:t xml:space="preserve">Question: Synchronized cardioversion is used for:</w:t>
       </w:r>
     </w:p>
     <w:p>
-      <w:pPr>
-        <w:spacing w:after="40" w:before="120"/>
-      </w:pPr>
       <w:r>
-        <w:rPr>
-          <w:b w:val="0"/>
-          <w:i w:val="0"/>
-          <w:sz w:val="22"/>
-        </w:rPr>
-        <w:t>Question: A client has a painful, red, swollen cord-like vein in the calf with warmth. Which is the priority nursing action?</w:t>
+        <w:t xml:space="preserve">(a) Ventricular fibrillation</w:t>
       </w:r>
     </w:p>
     <w:p>
-      <w:pPr>
-        <w:spacing w:after="0" w:before="0"/>
-      </w:pPr>
       <w:r>
-        <w:rPr>
-          <w:b w:val="0"/>
-          <w:i w:val="0"/>
-          <w:sz w:val="22"/>
-        </w:rPr>
-        <w:t>(a) Elevate the leg and do not massage the area</w:t>
+        <w:t xml:space="preserve">(b) Asystole</w:t>
       </w:r>
     </w:p>
     <w:p>
-      <w:pPr>
-        <w:spacing w:after="0" w:before="0"/>
-      </w:pPr>
       <w:r>
-        <w:rPr>
-          <w:b w:val="0"/>
-          <w:i w:val="0"/>
-          <w:sz w:val="22"/>
-        </w:rPr>
-        <w:t>(b) Massage the area to relieve pain</w:t>
+        <w:t xml:space="preserve">(c) Unstable tachyarrhythmias with a pulse</w:t>
       </w:r>
     </w:p>
     <w:p>
-      <w:pPr>
-        <w:spacing w:after="0" w:before="0"/>
-      </w:pPr>
       <w:r>
-        <w:rPr>
-          <w:b w:val="0"/>
-          <w:i w:val="0"/>
-          <w:sz w:val="22"/>
-        </w:rPr>
-        <w:t>(c) Apply vigorous rubbing to disperse the clot</w:t>
+        <w:t xml:space="preserve">(d) Sinus bradycardia</w:t>
       </w:r>
     </w:p>
     <w:p>
-      <w:pPr>
-        <w:spacing w:after="0" w:before="0"/>
-      </w:pPr>
       <w:r>
-        <w:rPr>
-          <w:b w:val="0"/>
-          <w:i w:val="0"/>
-          <w:sz w:val="22"/>
-        </w:rPr>
-        <w:t>(d) Place the client on bed rest with the leg dependent</w:t>
+        <w:t xml:space="preserve">Answer: c</w:t>
       </w:r>
     </w:p>
     <w:p>
-      <w:pPr>
-        <w:spacing w:after="0" w:before="40"/>
-      </w:pPr>
       <w:r>
-        <w:rPr>
-          <w:b/>
-          <w:i w:val="0"/>
-          <w:sz w:val="22"/>
-        </w:rPr>
-        <w:t>Answer: a</w:t>
+        <w:t xml:space="preserve">Solution: Synchronized cardioversion treats unstable tachycardias with a pulse (e.g., AF, SVT, VT with pulse); VF and pulseless VT need unsynchronized defibrillation.</w:t>
       </w:r>
     </w:p>
     <w:p>
-      <w:pPr>
-        <w:spacing w:after="0" w:before="0"/>
-      </w:pPr>
       <w:r>
-        <w:rPr>
-          <w:b w:val="0"/>
-          <w:i w:val="0"/>
-          <w:sz w:val="21"/>
-        </w:rPr>
-        <w:t>Solution: Thrombophlebitis is managed by elevating the leg, applying warmth, and avoiding massage, which could dislodge a clot and cause pulmonary embolism. The other actions are dangerous.</w:t>
+        <w:t xml:space="preserve">Positive Marks: 1</w:t>
       </w:r>
     </w:p>
     <w:p>
-      <w:pPr>
-        <w:spacing w:after="0" w:before="0"/>
-      </w:pPr>
       <w:r>
-        <w:rPr>
-          <w:b w:val="0"/>
-          <w:i w:val="0"/>
-          <w:sz w:val="20"/>
-        </w:rPr>
-        <w:t>Positive Marks: 1</w:t>
+        <w:t xml:space="preserve">Negative Marks: 0.25</w:t>
       </w:r>
     </w:p>
     <w:p>
-      <w:pPr>
-        <w:spacing w:after="160" w:before="0"/>
-      </w:pPr>
       <w:r>
-        <w:rPr>
-          <w:b w:val="0"/>
-          <w:i w:val="0"/>
-          <w:sz w:val="20"/>
-        </w:rPr>
-        <w:t>Negative Marks: 0.25</w:t>
+        <w:t xml:space="preserve"/>
       </w:r>
     </w:p>
     <w:p>
-      <w:pPr>
-        <w:spacing w:after="40" w:before="120"/>
-      </w:pPr>
       <w:r>
-        <w:rPr>
-          <w:b w:val="0"/>
-          <w:i w:val="0"/>
-          <w:sz w:val="22"/>
-        </w:rPr>
-        <w:t>Question: Which finding in a renal transplant recipient suggests acute rejection?</w:t>
+        <w:t xml:space="preserve">Question: A balanced diet provides:</w:t>
       </w:r>
     </w:p>
     <w:p>
-      <w:pPr>
-        <w:spacing w:after="0" w:before="0"/>
-      </w:pPr>
       <w:r>
-        <w:rPr>
-          <w:b w:val="0"/>
-          <w:i w:val="0"/>
-          <w:sz w:val="22"/>
-        </w:rPr>
-        <w:t>(a) Oliguria, fever, graft tenderness, and rising serum creatinine</w:t>
+        <w:t xml:space="preserve">(a) All essential nutrients in adequate amounts</w:t>
       </w:r>
     </w:p>
     <w:p>
-      <w:pPr>
-        <w:spacing w:after="0" w:before="0"/>
-      </w:pPr>
       <w:r>
-        <w:rPr>
-          <w:b w:val="0"/>
-          <w:i w:val="0"/>
-          <w:sz w:val="22"/>
-        </w:rPr>
-        <w:t>(b) Hypotension with weight loss</w:t>
+        <w:t xml:space="preserve">(b) Only carbohydrates</w:t>
       </w:r>
     </w:p>
     <w:p>
-      <w:pPr>
-        <w:spacing w:after="0" w:before="0"/>
-      </w:pPr>
       <w:r>
-        <w:rPr>
-          <w:b w:val="0"/>
-          <w:i w:val="0"/>
-          <w:sz w:val="22"/>
-        </w:rPr>
-        <w:t>(c) Clear urine with a falling creatinine</w:t>
+        <w:t xml:space="preserve">(c) Only proteins</w:t>
       </w:r>
     </w:p>
     <w:p>
-      <w:pPr>
-        <w:spacing w:after="0" w:before="0"/>
-      </w:pPr>
       <w:r>
-        <w:rPr>
-          <w:b w:val="0"/>
-          <w:i w:val="0"/>
-          <w:sz w:val="22"/>
-        </w:rPr>
-        <w:t>(d) Increased urine output with graft site pain</w:t>
+        <w:t xml:space="preserve">(d) Unlimited fats</w:t>
       </w:r>
     </w:p>
     <w:p>
-      <w:pPr>
-        <w:spacing w:after="0" w:before="40"/>
-      </w:pPr>
       <w:r>
-        <w:rPr>
-          <w:b/>
-          <w:i w:val="0"/>
-          <w:sz w:val="22"/>
-        </w:rPr>
-        <w:t>Answer: a</w:t>
+        <w:t xml:space="preserve">Answer: a</w:t>
       </w:r>
     </w:p>
     <w:p>
-      <w:pPr>
-        <w:spacing w:after="0" w:before="0"/>
-      </w:pPr>
       <w:r>
-        <w:rPr>
-          <w:b w:val="0"/>
-          <w:i w:val="0"/>
-          <w:sz w:val="21"/>
-        </w:rPr>
-        <w:t>Solution: Acute rejection presents with decreased urine output, fever, tenderness over the graft, hypertension, and rising creatinine. Falling creatinine and good urine output (c) indicate a functioning graft.</w:t>
+        <w:t xml:space="preserve">Solution: A balanced diet supplies all nutrients — carbohydrates, proteins, fats, vitamins, minerals, and water — in adequate proportions.</w:t>
       </w:r>
     </w:p>
     <w:p>
-      <w:pPr>
-        <w:spacing w:after="0" w:before="0"/>
-      </w:pPr>
       <w:r>
-        <w:rPr>
-          <w:b w:val="0"/>
-          <w:i w:val="0"/>
-          <w:sz w:val="20"/>
-        </w:rPr>
-        <w:t>Positive Marks: 1</w:t>
+        <w:t xml:space="preserve">Positive Marks: 1</w:t>
       </w:r>
     </w:p>
     <w:p>
-      <w:pPr>
-        <w:spacing w:after="160" w:before="0"/>
-      </w:pPr>
       <w:r>
-        <w:rPr>
-          <w:b w:val="0"/>
-          <w:i w:val="0"/>
-          <w:sz w:val="20"/>
-        </w:rPr>
-        <w:t>Negative Marks: 0.25</w:t>
+        <w:t xml:space="preserve">Negative Marks: 0.25</w:t>
       </w:r>
     </w:p>
     <w:p>
-      <w:pPr>
-        <w:spacing w:after="40" w:before="120"/>
-      </w:pPr>
       <w:r>
-        <w:rPr>
-          <w:b w:val="0"/>
-          <w:i w:val="0"/>
-          <w:sz w:val="22"/>
-        </w:rPr>
-        <w:t>Question: A client with benign prostatic hyperplasia has urinary frequency and hesitancy. Which instruction is most helpful?</w:t>
+        <w:t xml:space="preserve">Question: A client starting levothyroxine for hypothyroidism should be taught to report:</w:t>
       </w:r>
     </w:p>
     <w:p>
-      <w:pPr>
-        <w:spacing w:after="0" w:before="0"/>
-      </w:pPr>
       <w:r>
-        <w:rPr>
-          <w:b w:val="0"/>
-          <w:i w:val="0"/>
-          <w:sz w:val="22"/>
-        </w:rPr>
-        <w:t>(a) Limit fluids in the evening and avoid caffeine and alcohol</w:t>
+        <w:t xml:space="preserve">(a) Weight loss</w:t>
       </w:r>
     </w:p>
     <w:p>
-      <w:pPr>
-        <w:spacing w:after="0" w:before="0"/>
-      </w:pPr>
       <w:r>
-        <w:rPr>
-          <w:b w:val="0"/>
-          <w:i w:val="0"/>
-          <w:sz w:val="22"/>
-        </w:rPr>
-        <w:t>(b) Drink large amounts of fluids at bedtime</w:t>
+        <w:t xml:space="preserve">(b) Heat intolerance</w:t>
       </w:r>
     </w:p>
     <w:p>
-      <w:pPr>
-        <w:spacing w:after="0" w:before="0"/>
-      </w:pPr>
       <w:r>
-        <w:rPr>
-          <w:b w:val="0"/>
-          <w:i w:val="0"/>
-          <w:sz w:val="22"/>
-        </w:rPr>
-        <w:t>(c) Hold urine as long as possible to stretch the bladder</w:t>
+        <w:t xml:space="preserve">(c) Diarrhea</w:t>
       </w:r>
     </w:p>
     <w:p>
-      <w:pPr>
-        <w:spacing w:after="0" w:before="0"/>
-      </w:pPr>
       <w:r>
-        <w:rPr>
-          <w:b w:val="0"/>
-          <w:i w:val="0"/>
-          <w:sz w:val="22"/>
-        </w:rPr>
-        <w:t>(d) Lie down immediately after voiding</w:t>
+        <w:t xml:space="preserve">(d) Chest pain or palpitations</w:t>
       </w:r>
     </w:p>
     <w:p>
-      <w:pPr>
-        <w:spacing w:after="0" w:before="40"/>
-      </w:pPr>
       <w:r>
-        <w:rPr>
-          <w:b/>
-          <w:i w:val="0"/>
-          <w:sz w:val="22"/>
-        </w:rPr>
-        <w:t>Answer: a</w:t>
+        <w:t xml:space="preserve">Answer: d</w:t>
       </w:r>
     </w:p>
     <w:p>
-      <w:pPr>
-        <w:spacing w:after="0" w:before="0"/>
-      </w:pPr>
       <w:r>
-        <w:rPr>
-          <w:b w:val="0"/>
-          <w:i w:val="0"/>
-          <w:sz w:val="21"/>
-        </w:rPr>
-        <w:t>Solution: BPH symptoms are reduced by limiting evening fluids and avoiding caffeine and alcohol, which irritate the bladder. Holding urine (c) increases the risk of retention, and bedtime fluids (b) worsen nocturia.</w:t>
+        <w:t xml:space="preserve">Solution: Chest pain and palpitations suggest excessive thyroid hormone replacement — the dose is adjusted. The client is also warned not to stop the drug abruptly.</w:t>
       </w:r>
     </w:p>
     <w:p>
-      <w:pPr>
-        <w:spacing w:after="0" w:before="0"/>
-      </w:pPr>
       <w:r>
-        <w:rPr>
-          <w:b w:val="0"/>
-          <w:i w:val="0"/>
-          <w:sz w:val="20"/>
-        </w:rPr>
-        <w:t>Positive Marks: 1</w:t>
+        <w:t xml:space="preserve">Positive Marks: 1</w:t>
       </w:r>
     </w:p>
     <w:p>
-      <w:pPr>
-        <w:spacing w:after="160" w:before="0"/>
-      </w:pPr>
       <w:r>
-        <w:rPr>
-          <w:b w:val="0"/>
-          <w:i w:val="0"/>
-          <w:sz w:val="20"/>
-        </w:rPr>
-        <w:t>Negative Marks: 0.25</w:t>
+        <w:t xml:space="preserve">Negative Marks: 0.25</w:t>
       </w:r>
     </w:p>
     <w:p>
-      <w:pPr>
-        <w:spacing w:after="40" w:before="120"/>
-      </w:pPr>
       <w:r>
-        <w:rPr>
-          <w:b w:val="0"/>
-          <w:i w:val="0"/>
-          <w:sz w:val="22"/>
-        </w:rPr>
-        <w:t>Question: The let-down (milk ejection) reflex during breastfeeding is triggered mainly by which hormone?</w:t>
+        <w:t xml:space="preserve"/>
       </w:r>
     </w:p>
     <w:p>
-      <w:pPr>
-        <w:spacing w:after="0" w:before="0"/>
-      </w:pPr>
       <w:r>
-        <w:rPr>
-          <w:b w:val="0"/>
-          <w:i w:val="0"/>
-          <w:sz w:val="22"/>
-        </w:rPr>
-        <w:t>(a) Oxytocin</w:t>
+        <w:t xml:space="preserve">Question: When removing a nasogastric tube, the nurse should:</w:t>
       </w:r>
     </w:p>
     <w:p>
-      <w:pPr>
-        <w:spacing w:after="0" w:before="0"/>
-      </w:pPr>
       <w:r>
-        <w:rPr>
-          <w:b w:val="0"/>
-          <w:i w:val="0"/>
-          <w:sz w:val="22"/>
-        </w:rPr>
-        <w:t>(b) Prolactin</w:t>
+        <w:t xml:space="preserve">(a) Pull it out with force</w:t>
       </w:r>
     </w:p>
     <w:p>
-      <w:pPr>
-        <w:spacing w:after="0" w:before="0"/>
-      </w:pPr>
       <w:r>
-        <w:rPr>
-          <w:b w:val="0"/>
-          <w:i w:val="0"/>
-          <w:sz w:val="22"/>
-        </w:rPr>
-        <w:t>(c) Oestrogen</w:t>
+        <w:t xml:space="preserve">(b) Pinch the tube and withdraw it quickly while the client holds a breath</w:t>
       </w:r>
     </w:p>
     <w:p>
-      <w:pPr>
-        <w:spacing w:after="0" w:before="0"/>
-      </w:pPr>
       <w:r>
-        <w:rPr>
-          <w:b w:val="0"/>
-          <w:i w:val="0"/>
-          <w:sz w:val="22"/>
-        </w:rPr>
-        <w:t>(d) Progesterone</w:t>
+        <w:t xml:space="preserve">(c) Leave the tube in place</w:t>
       </w:r>
     </w:p>
     <w:p>
-      <w:pPr>
-        <w:spacing w:after="0" w:before="40"/>
-      </w:pPr>
       <w:r>
-        <w:rPr>
-          <w:b/>
-          <w:i w:val="0"/>
-          <w:sz w:val="22"/>
-        </w:rPr>
-        <w:t>Answer: a</w:t>
+        <w:t xml:space="preserve">(d) Push the tube further in</w:t>
       </w:r>
     </w:p>
     <w:p>
-      <w:pPr>
-        <w:spacing w:after="0" w:before="0"/>
-      </w:pPr>
       <w:r>
-        <w:rPr>
-          <w:b w:val="0"/>
-          <w:i w:val="0"/>
-          <w:sz w:val="21"/>
-        </w:rPr>
-        <w:t>Solution: Oxytocin, released from the posterior pituitary in response to the baby's suckling, causes the milk ejection (let-down) reflex. Prolactin (b) stimulates milk production, while oestrogen (c) and progesterone (d) prepare the breast during pregnancy.</w:t>
+        <w:t xml:space="preserve">Answer: b</w:t>
       </w:r>
     </w:p>
     <w:p>
-      <w:pPr>
-        <w:spacing w:after="0" w:before="0"/>
-      </w:pPr>
       <w:r>
-        <w:rPr>
-          <w:b w:val="0"/>
-          <w:i w:val="0"/>
-          <w:sz w:val="20"/>
-        </w:rPr>
-        <w:t>Positive Marks: 1</w:t>
+        <w:t xml:space="preserve">Solution: Pinching the tube prevents fluid spillage, and withdrawing during a held breath prevents aspiration of residual contents.</w:t>
       </w:r>
     </w:p>
     <w:p>
-      <w:pPr>
-        <w:spacing w:after="160" w:before="0"/>
-      </w:pPr>
       <w:r>
-        <w:rPr>
-          <w:b w:val="0"/>
-          <w:i w:val="0"/>
-          <w:sz w:val="20"/>
-        </w:rPr>
-        <w:t>Negative Marks: 0.25</w:t>
+        <w:t xml:space="preserve">Positive Marks: 1</w:t>
       </w:r>
     </w:p>
     <w:p>
-      <w:pPr>
-        <w:spacing w:after="40" w:before="120"/>
-      </w:pPr>
       <w:r>
-        <w:rPr>
-          <w:b w:val="0"/>
-          <w:i w:val="0"/>
-          <w:sz w:val="22"/>
-        </w:rPr>
-        <w:t>Question: At the 6-week postpartum check-up, the uterus of a client who delivered vaginally is still palpable above the symphysis pubis with persistent lochia. This finding suggests:</w:t>
+        <w:t xml:space="preserve">Negative Marks: 0.25</w:t>
       </w:r>
     </w:p>
     <w:p>
-      <w:pPr>
-        <w:spacing w:after="0" w:before="0"/>
-      </w:pPr>
       <w:r>
-        <w:rPr>
-          <w:b w:val="0"/>
-          <w:i w:val="0"/>
-          <w:sz w:val="22"/>
-        </w:rPr>
-        <w:t>(a) Subinvolution</w:t>
+        <w:t xml:space="preserve"/>
       </w:r>
     </w:p>
     <w:p>
-      <w:pPr>
-        <w:spacing w:after="0" w:before="0"/>
-      </w:pPr>
       <w:r>
-        <w:rPr>
-          <w:b w:val="0"/>
-          <w:i w:val="0"/>
-          <w:sz w:val="22"/>
-        </w:rPr>
-        <w:t>(b) Uterine atony at delivery</w:t>
+        <w:t xml:space="preserve">Question: In the fetal position ROA, the presenting part is:</w:t>
       </w:r>
     </w:p>
     <w:p>
-      <w:pPr>
-        <w:spacing w:after="0" w:before="0"/>
-      </w:pPr>
       <w:r>
-        <w:rPr>
-          <w:b w:val="0"/>
-          <w:i w:val="0"/>
-          <w:sz w:val="22"/>
-        </w:rPr>
-        <w:t>(c) Normal involution</w:t>
+        <w:t xml:space="preserve">(a) Breech</w:t>
       </w:r>
     </w:p>
     <w:p>
-      <w:pPr>
-        <w:spacing w:after="0" w:before="0"/>
-      </w:pPr>
       <w:r>
-        <w:rPr>
-          <w:b w:val="0"/>
-          <w:i w:val="0"/>
-          <w:sz w:val="22"/>
-        </w:rPr>
-        <w:t>(d) Endometriosis</w:t>
+        <w:t xml:space="preserve">(b) Face</w:t>
       </w:r>
     </w:p>
     <w:p>
-      <w:pPr>
-        <w:spacing w:after="0" w:before="40"/>
-      </w:pPr>
       <w:r>
-        <w:rPr>
-          <w:b/>
-          <w:i w:val="0"/>
-          <w:sz w:val="22"/>
-        </w:rPr>
-        <w:t>Answer: a</w:t>
+        <w:t xml:space="preserve">(c) Occiput, with the fetal back on the mother's right anterior</w:t>
       </w:r>
     </w:p>
     <w:p>
-      <w:pPr>
-        <w:spacing w:after="0" w:before="0"/>
-      </w:pPr>
       <w:r>
-        <w:rPr>
-          <w:b w:val="0"/>
-          <w:i w:val="0"/>
-          <w:sz w:val="21"/>
-        </w:rPr>
-        <w:t>Solution: Subinvolution is the failure of the uterus to return to its non-pregnant size, with a uterus still palpable and lochia persisting beyond the expected time. Normal involution (c) completes by about 6 weeks.</w:t>
+        <w:t xml:space="preserve">(d) Shoulder</w:t>
       </w:r>
     </w:p>
     <w:p>
-      <w:pPr>
-        <w:spacing w:after="0" w:before="0"/>
-      </w:pPr>
       <w:r>
-        <w:rPr>
-          <w:b w:val="0"/>
-          <w:i w:val="0"/>
-          <w:sz w:val="20"/>
-        </w:rPr>
-        <w:t>Positive Marks: 1</w:t>
+        <w:t xml:space="preserve">Answer: c</w:t>
       </w:r>
     </w:p>
     <w:p>
-      <w:pPr>
-        <w:spacing w:after="160" w:before="0"/>
-      </w:pPr>
       <w:r>
-        <w:rPr>
-          <w:b w:val="0"/>
-          <w:i w:val="0"/>
-          <w:sz w:val="20"/>
-        </w:rPr>
-        <w:t>Negative Marks: 0.25</w:t>
+        <w:t xml:space="preserve">Solution: ROA = right occiput anterior — the occiput is the presenting part and the fetal back lies toward the mother's right anterior.</w:t>
       </w:r>
     </w:p>
     <w:p>
-      <w:pPr>
-        <w:spacing w:after="40" w:before="120"/>
-      </w:pPr>
       <w:r>
-        <w:rPr>
-          <w:b w:val="0"/>
-          <w:i w:val="0"/>
-          <w:sz w:val="22"/>
-        </w:rPr>
-        <w:t>Question: A client has periods of elevated mood, increased energy, and decreased need for sleep lasting a few days, alternating with mild depression, but has never had a full manic or major depressive episode. Which disorder is most consistent?</w:t>
+        <w:t xml:space="preserve">Positive Marks: 1</w:t>
       </w:r>
     </w:p>
     <w:p>
-      <w:pPr>
-        <w:spacing w:after="0" w:before="0"/>
-      </w:pPr>
       <w:r>
-        <w:rPr>
-          <w:b w:val="0"/>
-          <w:i w:val="0"/>
-          <w:sz w:val="22"/>
-        </w:rPr>
-        <w:t>(a) Cyclothymic disorder</w:t>
+        <w:t xml:space="preserve">Negative Marks: 0.25</w:t>
       </w:r>
     </w:p>
     <w:p>
-      <w:pPr>
-        <w:spacing w:after="0" w:before="0"/>
-      </w:pPr>
       <w:r>
-        <w:rPr>
-          <w:b w:val="0"/>
-          <w:i w:val="0"/>
-          <w:sz w:val="22"/>
-        </w:rPr>
-        <w:t>(b) Bipolar I disorder</w:t>
+        <w:t xml:space="preserve"/>
       </w:r>
     </w:p>
     <w:p>
-      <w:pPr>
-        <w:spacing w:after="0" w:before="0"/>
-      </w:pPr>
       <w:r>
-        <w:rPr>
-          <w:b w:val="0"/>
-          <w:i w:val="0"/>
-          <w:sz w:val="22"/>
-        </w:rPr>
-        <w:t>(c) Persistent depressive disorder</w:t>
+        <w:t xml:space="preserve">Question: When preparing ORS, the mother should be taught to:</w:t>
       </w:r>
     </w:p>
     <w:p>
-      <w:pPr>
-        <w:spacing w:after="0" w:before="0"/>
-      </w:pPr>
       <w:r>
-        <w:rPr>
-          <w:b w:val="0"/>
-          <w:i w:val="0"/>
-          <w:sz w:val="22"/>
-        </w:rPr>
-        <w:t>(d) Intermittent explosive disorder</w:t>
+        <w:t xml:space="preserve">(a) Mix the packet with the exact amount of clean water specified</w:t>
       </w:r>
     </w:p>
     <w:p>
-      <w:pPr>
-        <w:spacing w:after="0" w:before="40"/>
-      </w:pPr>
       <w:r>
-        <w:rPr>
-          <w:b/>
-          <w:i w:val="0"/>
-          <w:sz w:val="22"/>
-        </w:rPr>
-        <w:t>Answer: a</w:t>
+        <w:t xml:space="preserve">(b) Boil the packet</w:t>
       </w:r>
     </w:p>
     <w:p>
-      <w:pPr>
-        <w:spacing w:after="0" w:before="0"/>
-      </w:pPr>
       <w:r>
-        <w:rPr>
-          <w:b w:val="0"/>
-          <w:i w:val="0"/>
-          <w:sz w:val="21"/>
-        </w:rPr>
-        <w:t>Solution: Cyclothymic disorder is a chronic, milder form of bipolar disorder with hypomanic and depressive symptoms that never meet the criteria for full episodes. Bipolar I (b) requires full mania, and persistent depressive disorder (d's partner, c) is chronic low mood without highs.</w:t>
+        <w:t xml:space="preserve">(c) Add sugar and salt randomly</w:t>
       </w:r>
     </w:p>
     <w:p>
-      <w:pPr>
-        <w:spacing w:after="0" w:before="0"/>
-      </w:pPr>
       <w:r>
-        <w:rPr>
-          <w:b w:val="0"/>
-          <w:i w:val="0"/>
-          <w:sz w:val="20"/>
-        </w:rPr>
-        <w:t>Positive Marks: 1</w:t>
+        <w:t xml:space="preserve">(d) Use less water to make it stronger</w:t>
       </w:r>
     </w:p>
     <w:p>
-      <w:pPr>
-        <w:spacing w:after="160" w:before="0"/>
-      </w:pPr>
       <w:r>
-        <w:rPr>
-          <w:b w:val="0"/>
-          <w:i w:val="0"/>
-          <w:sz w:val="20"/>
-        </w:rPr>
-        <w:t>Negative Marks: 0.25</w:t>
+        <w:t xml:space="preserve">Answer: a</w:t>
       </w:r>
     </w:p>
     <w:p>
-      <w:pPr>
-        <w:spacing w:after="40" w:before="120"/>
-      </w:pPr>
       <w:r>
-        <w:rPr>
-          <w:b w:val="0"/>
-          <w:i w:val="0"/>
-          <w:sz w:val="22"/>
-        </w:rPr>
-        <w:t>Question: A client reports a chronically depressed mood for the past three years, with low energy and poor appetite, but has never had a major depressive episode. Which disorder is most consistent?</w:t>
+        <w:t xml:space="preserve">Solution: The full packet is dissolved in the exact amount of clean drinking water; incorrect amounts make the solution ineffective or harmful.</w:t>
       </w:r>
     </w:p>
     <w:p>
-      <w:pPr>
-        <w:spacing w:after="0" w:before="0"/>
-      </w:pPr>
       <w:r>
-        <w:rPr>
-          <w:b w:val="0"/>
-          <w:i w:val="0"/>
-          <w:sz w:val="22"/>
-        </w:rPr>
-        <w:t>(a) Persistent depressive disorder (dysthymia)</w:t>
+        <w:t xml:space="preserve">Positive Marks: 1</w:t>
       </w:r>
     </w:p>
     <w:p>
-      <w:pPr>
-        <w:spacing w:after="0" w:before="0"/>
-      </w:pPr>
       <w:r>
-        <w:rPr>
-          <w:b w:val="0"/>
-          <w:i w:val="0"/>
-          <w:sz w:val="22"/>
-        </w:rPr>
-        <w:t>(b) Major depressive disorder</w:t>
+        <w:t xml:space="preserve">Negative Marks: 0.25</w:t>
       </w:r>
     </w:p>
     <w:p>
-      <w:pPr>
-        <w:spacing w:after="0" w:before="0"/>
-      </w:pPr>
       <w:r>
-        <w:rPr>
-          <w:b w:val="0"/>
-          <w:i w:val="0"/>
-          <w:sz w:val="22"/>
-        </w:rPr>
-        <w:t>(c) Cyclothymic disorder</w:t>
+        <w:t xml:space="preserve"/>
       </w:r>
     </w:p>
     <w:p>
-      <w:pPr>
-        <w:spacing w:after="0" w:before="0"/>
-      </w:pPr>
       <w:r>
-        <w:rPr>
-          <w:b w:val="0"/>
-          <w:i w:val="0"/>
-          <w:sz w:val="22"/>
-        </w:rPr>
-        <w:t>(d) Adjustment disorder</w:t>
+        <w:t xml:space="preserve">Question: A key component of suicide precautions is:</w:t>
       </w:r>
     </w:p>
     <w:p>
-      <w:pPr>
-        <w:spacing w:after="0" w:before="40"/>
-      </w:pPr>
       <w:r>
-        <w:rPr>
-          <w:b/>
-          <w:i w:val="0"/>
-          <w:sz w:val="22"/>
-        </w:rPr>
-        <w:t>Answer: a</w:t>
+        <w:t xml:space="preserve">(a) Leaving belts and razors within reach</w:t>
       </w:r>
     </w:p>
     <w:p>
-      <w:pPr>
-        <w:spacing w:after="0" w:before="0"/>
-      </w:pPr>
       <w:r>
-        <w:rPr>
-          <w:b w:val="0"/>
-          <w:i w:val="0"/>
-          <w:sz w:val="21"/>
-        </w:rPr>
-        <w:t>Solution: Persistent depressive disorder (dysthymia) is a depressed mood lasting at least two years without meeting the criteria for major depression. Major depressive disorder (b) has discrete episodes, and cyclothymia (c) includes hypomanic symptoms.</w:t>
+        <w:t xml:space="preserve">(b) Allowing the client to be alone for long periods</w:t>
       </w:r>
     </w:p>
     <w:p>
-      <w:pPr>
-        <w:spacing w:after="0" w:before="0"/>
-      </w:pPr>
       <w:r>
-        <w:rPr>
-          <w:b w:val="0"/>
-          <w:i w:val="0"/>
-          <w:sz w:val="20"/>
-        </w:rPr>
-        <w:t>Positive Marks: 1</w:t>
+        <w:t xml:space="preserve">(c) Removing all visitors</w:t>
       </w:r>
     </w:p>
     <w:p>
-      <w:pPr>
-        <w:spacing w:after="160" w:before="0"/>
-      </w:pPr>
       <w:r>
-        <w:rPr>
-          <w:b w:val="0"/>
-          <w:i w:val="0"/>
-          <w:sz w:val="20"/>
-        </w:rPr>
-        <w:t>Negative Marks: 0.25</w:t>
+        <w:t xml:space="preserve">(d) Removing dangerous objects and maintaining close observation</w:t>
       </w:r>
     </w:p>
     <w:p>
-      <w:pPr>
-        <w:spacing w:after="40" w:before="120"/>
-      </w:pPr>
       <w:r>
-        <w:rPr>
-          <w:b w:val="0"/>
-          <w:i w:val="0"/>
-          <w:sz w:val="22"/>
-        </w:rPr>
-        <w:t>Question: A newborn with Rh incompatibility has rising bilirubin that is not controlled by phototherapy. Which treatment is most likely to be prescribed?</w:t>
+        <w:t xml:space="preserve">Answer: d</w:t>
       </w:r>
     </w:p>
     <w:p>
-      <w:pPr>
-        <w:spacing w:after="0" w:before="0"/>
-      </w:pPr>
       <w:r>
-        <w:rPr>
-          <w:b w:val="0"/>
-          <w:i w:val="0"/>
-          <w:sz w:val="22"/>
-        </w:rPr>
-        <w:t>(a) Exchange transfusion</w:t>
+        <w:t xml:space="preserve">Solution: Suicide precautions remove means of self-harm (sharp objects, belts, medications) and keep the client under observation.</w:t>
       </w:r>
     </w:p>
     <w:p>
-      <w:pPr>
-        <w:spacing w:after="0" w:before="0"/>
-      </w:pPr>
       <w:r>
-        <w:rPr>
-          <w:b w:val="0"/>
-          <w:i w:val="0"/>
-          <w:sz w:val="22"/>
-        </w:rPr>
-        <w:t>(b) Iron supplementation</w:t>
+        <w:t xml:space="preserve">Positive Marks: 1</w:t>
       </w:r>
     </w:p>
     <w:p>
-      <w:pPr>
-        <w:spacing w:after="0" w:before="0"/>
-      </w:pPr>
       <w:r>
-        <w:rPr>
-          <w:b w:val="0"/>
-          <w:i w:val="0"/>
-          <w:sz w:val="22"/>
-        </w:rPr>
-        <w:t>(c) Albumin transfusion</w:t>
+        <w:t xml:space="preserve">Negative Marks: 0.25</w:t>
       </w:r>
     </w:p>
     <w:p>
-      <w:pPr>
-        <w:spacing w:after="0" w:before="0"/>
-      </w:pPr>
       <w:r>
-        <w:rPr>
-          <w:b w:val="0"/>
-          <w:i w:val="0"/>
-          <w:sz w:val="22"/>
-        </w:rPr>
-        <w:t>(d) Antibiotic therapy</w:t>
+        <w:t xml:space="preserve"/>
       </w:r>
     </w:p>
     <w:p>
-      <w:pPr>
-        <w:spacing w:after="0" w:before="40"/>
-      </w:pPr>
       <w:r>
-        <w:rPr>
-          <w:b/>
-          <w:i w:val="0"/>
-          <w:sz w:val="22"/>
-        </w:rPr>
-        <w:t>Answer: a</w:t>
+        <w:t xml:space="preserve">Question: The epidemic curve helps epidemiologists to:</w:t>
       </w:r>
     </w:p>
     <w:p>
-      <w:pPr>
-        <w:spacing w:after="0" w:before="0"/>
-      </w:pPr>
       <w:r>
-        <w:rPr>
-          <w:b w:val="0"/>
-          <w:i w:val="0"/>
-          <w:sz w:val="21"/>
-        </w:rPr>
-        <w:t>Solution: Exchange transfusion rapidly removes bilirubin and maternal antibodies from the infant's circulation when phototherapy is insufficient to prevent kernicterus. Iron (b), albumin (c), and antibiotics (d) do not remove bilirubin.</w:t>
+        <w:t xml:space="preserve">(a) Determine the cause of every symptom</w:t>
       </w:r>
     </w:p>
     <w:p>
-      <w:pPr>
-        <w:spacing w:after="0" w:before="0"/>
-      </w:pPr>
       <w:r>
-        <w:rPr>
-          <w:b w:val="0"/>
-          <w:i w:val="0"/>
-          <w:sz w:val="20"/>
-        </w:rPr>
-        <w:t>Positive Marks: 1</w:t>
+        <w:t xml:space="preserve">(b) Identify the source, mode of transmission, and time course of an outbreak</w:t>
       </w:r>
     </w:p>
     <w:p>
-      <w:pPr>
-        <w:spacing w:after="160" w:before="0"/>
-      </w:pPr>
       <w:r>
-        <w:rPr>
-          <w:b w:val="0"/>
-          <w:i w:val="0"/>
-          <w:sz w:val="20"/>
-        </w:rPr>
-        <w:t>Negative Marks: 0.25</w:t>
+        <w:t xml:space="preserve">(c) Replace treatment</w:t>
       </w:r>
     </w:p>
     <w:p>
-      <w:pPr>
-        <w:spacing w:after="40" w:before="120"/>
-      </w:pPr>
       <w:r>
-        <w:rPr>
-          <w:b w:val="0"/>
-          <w:i w:val="0"/>
-          <w:sz w:val="22"/>
-        </w:rPr>
-        <w:t>Question: A newborn screening test is positive for phenylketonuria. Which dietary intervention is essential?</w:t>
+        <w:t xml:space="preserve">(d) Predict weather</w:t>
       </w:r>
     </w:p>
     <w:p>
-      <w:pPr>
-        <w:spacing w:after="0" w:before="0"/>
-      </w:pPr>
       <w:r>
-        <w:rPr>
-          <w:b w:val="0"/>
-          <w:i w:val="0"/>
-          <w:sz w:val="22"/>
-        </w:rPr>
-        <w:t>(a) A low-phenylalanine diet from the neonatal period</w:t>
+        <w:t xml:space="preserve">Answer: b</w:t>
       </w:r>
     </w:p>
     <w:p>
-      <w:pPr>
-        <w:spacing w:after="0" w:before="0"/>
-      </w:pPr>
       <w:r>
-        <w:rPr>
-          <w:b w:val="0"/>
-          <w:i w:val="0"/>
-          <w:sz w:val="22"/>
-        </w:rPr>
-        <w:t>(b) A high-protein diet</w:t>
+        <w:t xml:space="preserve">Solution: Plotting cases over time reveals the pattern of spread, incubation period, and possible source of an outbreak.</w:t>
       </w:r>
     </w:p>
     <w:p>
-      <w:pPr>
-        <w:spacing w:after="0" w:before="0"/>
-      </w:pPr>
       <w:r>
-        <w:rPr>
-          <w:b w:val="0"/>
-          <w:i w:val="0"/>
-          <w:sz w:val="22"/>
-        </w:rPr>
-        <w:t>(c) Iron supplementation only</w:t>
+        <w:t xml:space="preserve">Positive Marks: 1</w:t>
       </w:r>
     </w:p>
     <w:p>
-      <w:pPr>
-        <w:spacing w:after="0" w:before="0"/>
-      </w:pPr>
       <w:r>
-        <w:rPr>
-          <w:b w:val="0"/>
-          <w:i w:val="0"/>
-          <w:sz w:val="22"/>
-        </w:rPr>
-        <w:t>(d) Extra phenylalanine to support growth</w:t>
+        <w:t xml:space="preserve">Negative Marks: 0.25</w:t>
       </w:r>
     </w:p>
     <w:p>
-      <w:pPr>
-        <w:spacing w:after="0" w:before="40"/>
-      </w:pPr>
       <w:r>
-        <w:rPr>
-          <w:b/>
-          <w:i w:val="0"/>
-          <w:sz w:val="22"/>
-        </w:rPr>
-        <w:t>Answer: a</w:t>
+        <w:t xml:space="preserve"/>
       </w:r>
     </w:p>
     <w:p>
-      <w:pPr>
-        <w:spacing w:after="0" w:before="0"/>
-      </w:pPr>
       <w:r>
-        <w:rPr>
-          <w:b w:val="0"/>
-          <w:i w:val="0"/>
-          <w:sz w:val="21"/>
-        </w:rPr>
-        <w:t>Solution: PKU is treated with a strict low-phenylalanine diet started early in life to prevent intellectual disability. High protein (b) and extra phenylalanine (d) would worsen the condition.</w:t>
+        <w:t xml:space="preserve">Question: Insulin glargine (Lantus) is classified as:</w:t>
       </w:r>
     </w:p>
     <w:p>
-      <w:pPr>
-        <w:spacing w:after="0" w:before="0"/>
-      </w:pPr>
       <w:r>
-        <w:rPr>
-          <w:b w:val="0"/>
-          <w:i w:val="0"/>
-          <w:sz w:val="20"/>
-        </w:rPr>
-        <w:t>Positive Marks: 1</w:t>
+        <w:t xml:space="preserve">(a) Short-acting</w:t>
       </w:r>
     </w:p>
     <w:p>
-      <w:pPr>
-        <w:spacing w:after="160" w:before="0"/>
-      </w:pPr>
       <w:r>
-        <w:rPr>
-          <w:b w:val="0"/>
-          <w:i w:val="0"/>
-          <w:sz w:val="20"/>
-        </w:rPr>
-        <w:t>Negative Marks: 0.25</w:t>
+        <w:t xml:space="preserve">(b) Rapid-acting</w:t>
       </w:r>
     </w:p>
     <w:p>
-      <w:pPr>
-        <w:spacing w:after="40" w:before="120"/>
-      </w:pPr>
       <w:r>
-        <w:rPr>
-          <w:b w:val="0"/>
-          <w:i w:val="0"/>
-          <w:sz w:val="22"/>
-        </w:rPr>
-        <w:t>Question: During an outbreak, the nurse graphs the number of new cases per day over the course of the epidemic. This graph is the:</w:t>
+        <w:t xml:space="preserve">(c) Long-acting (basal)</w:t>
       </w:r>
     </w:p>
     <w:p>
-      <w:pPr>
-        <w:spacing w:after="0" w:before="0"/>
-      </w:pPr>
       <w:r>
-        <w:rPr>
-          <w:b w:val="0"/>
-          <w:i w:val="0"/>
-          <w:sz w:val="22"/>
-        </w:rPr>
-        <w:t>(a) Epidemic curve</w:t>
+        <w:t xml:space="preserve">(d) Intermediate-acting</w:t>
       </w:r>
     </w:p>
     <w:p>
-      <w:pPr>
-        <w:spacing w:after="0" w:before="0"/>
-      </w:pPr>
       <w:r>
-        <w:rPr>
-          <w:b w:val="0"/>
-          <w:i w:val="0"/>
-          <w:sz w:val="22"/>
-        </w:rPr>
-        <w:t>(b) Spot map</w:t>
+        <w:t xml:space="preserve">Answer: c</w:t>
       </w:r>
     </w:p>
     <w:p>
-      <w:pPr>
-        <w:spacing w:after="0" w:before="0"/>
-      </w:pPr>
       <w:r>
-        <w:rPr>
-          <w:b w:val="0"/>
-          <w:i w:val="0"/>
-          <w:sz w:val="22"/>
-        </w:rPr>
-        <w:t>(c) Histogram of attack rates</w:t>
+        <w:t xml:space="preserve">Solution: Glargine provides a steady, peakless basal insulin action lasting about 24 hours; regular and lispro cover meals.</w:t>
       </w:r>
     </w:p>
     <w:p>
-      <w:pPr>
-        <w:spacing w:after="0" w:before="0"/>
-      </w:pPr>
       <w:r>
-        <w:rPr>
-          <w:b w:val="0"/>
-          <w:i w:val="0"/>
-          <w:sz w:val="22"/>
-        </w:rPr>
-        <w:t>(d) Line of best fit</w:t>
+        <w:t xml:space="preserve">Positive Marks: 1</w:t>
       </w:r>
     </w:p>
     <w:p>
-      <w:pPr>
-        <w:spacing w:after="0" w:before="40"/>
-      </w:pPr>
       <w:r>
-        <w:rPr>
-          <w:b/>
-          <w:i w:val="0"/>
-          <w:sz w:val="22"/>
-        </w:rPr>
-        <w:t>Answer: a</w:t>
+        <w:t xml:space="preserve">Negative Marks: 0.25</w:t>
       </w:r>
     </w:p>
     <w:p>
-      <w:pPr>
-        <w:spacing w:after="0" w:before="0"/>
-      </w:pPr>
       <w:r>
-        <w:rPr>
-          <w:b w:val="0"/>
-          <w:i w:val="0"/>
-          <w:sz w:val="21"/>
-        </w:rPr>
-        <w:t>Solution: An epidemic curve plots cases against time, revealing the pattern and source of an outbreak—point source, propagated, or mixed. A spot map (b) plots location, not time.</w:t>
+        <w:t xml:space="preserve"/>
       </w:r>
     </w:p>
     <w:p>
-      <w:pPr>
-        <w:spacing w:after="0" w:before="0"/>
-      </w:pPr>
       <w:r>
-        <w:rPr>
-          <w:b w:val="0"/>
-          <w:i w:val="0"/>
-          <w:sz w:val="20"/>
-        </w:rPr>
-        <w:t>Positive Marks: 1</w:t>
+        <w:t xml:space="preserve">Question: The main function of the kidney is to:</w:t>
       </w:r>
     </w:p>
     <w:p>
-      <w:pPr>
-        <w:spacing w:after="160" w:before="0"/>
-      </w:pPr>
       <w:r>
-        <w:rPr>
-          <w:b w:val="0"/>
-          <w:i w:val="0"/>
-          <w:sz w:val="20"/>
-        </w:rPr>
-        <w:t>Negative Marks: 0.25</w:t>
+        <w:t xml:space="preserve">(a) Filter blood and form urine</w:t>
       </w:r>
     </w:p>
     <w:p>
-      <w:pPr>
-        <w:spacing w:after="40" w:before="120"/>
-      </w:pPr>
       <w:r>
-        <w:rPr>
-          <w:b w:val="0"/>
-          <w:i w:val="0"/>
-          <w:sz w:val="22"/>
-        </w:rPr>
-        <w:t>Question: The brief electrical change that travels along a neuron when it is stimulated is called the:</w:t>
+        <w:t xml:space="preserve">(b) Digest food</w:t>
       </w:r>
     </w:p>
     <w:p>
-      <w:pPr>
-        <w:spacing w:after="0" w:before="0"/>
-      </w:pPr>
       <w:r>
-        <w:rPr>
-          <w:b w:val="0"/>
-          <w:i w:val="0"/>
-          <w:sz w:val="22"/>
-        </w:rPr>
-        <w:t>(a) Action potential</w:t>
+        <w:t xml:space="preserve">(c) Pump blood</w:t>
       </w:r>
     </w:p>
     <w:p>
-      <w:pPr>
-        <w:spacing w:after="0" w:before="0"/>
-      </w:pPr>
       <w:r>
-        <w:rPr>
-          <w:b w:val="0"/>
-          <w:i w:val="0"/>
-          <w:sz w:val="22"/>
-        </w:rPr>
-        <w:t>(b) Resting potential</w:t>
+        <w:t xml:space="preserve">(d) Exchange gases</w:t>
       </w:r>
     </w:p>
     <w:p>
-      <w:pPr>
-        <w:spacing w:after="0" w:before="0"/>
-      </w:pPr>
       <w:r>
-        <w:rPr>
-          <w:b w:val="0"/>
-          <w:i w:val="0"/>
-          <w:sz w:val="22"/>
-        </w:rPr>
-        <w:t>(c) Graded potential</w:t>
+        <w:t xml:space="preserve">Answer: a</w:t>
       </w:r>
     </w:p>
     <w:p>
-      <w:pPr>
-        <w:spacing w:after="0" w:before="0"/>
-      </w:pPr>
       <w:r>
-        <w:rPr>
-          <w:b w:val="0"/>
-          <w:i w:val="0"/>
-          <w:sz w:val="22"/>
-        </w:rPr>
-        <w:t>(d) Synaptic cleft</w:t>
+        <w:t xml:space="preserve">Solution: The kidneys filter blood, remove waste, regulate water and electrolytes, and produce urine; they also secrete renin and erythropoietin.</w:t>
       </w:r>
     </w:p>
     <w:p>
-      <w:pPr>
-        <w:spacing w:after="0" w:before="40"/>
-      </w:pPr>
       <w:r>
-        <w:rPr>
-          <w:b/>
-          <w:i w:val="0"/>
-          <w:sz w:val="22"/>
-        </w:rPr>
-        <w:t>Answer: a</w:t>
+        <w:t xml:space="preserve">Positive Marks: 1</w:t>
       </w:r>
     </w:p>
     <w:p>
-      <w:pPr>
-        <w:spacing w:after="0" w:before="0"/>
-      </w:pPr>
       <w:r>
-        <w:rPr>
-          <w:b w:val="0"/>
-          <w:i w:val="0"/>
-          <w:sz w:val="21"/>
-        </w:rPr>
-        <w:t>Solution: An action potential is the rapid depolarisation and repolarisation wave that travels along the neuron membrane when threshold is reached. The resting potential (b) is the resting charge, and the synaptic cleft (d) is the gap between neurons.</w:t>
+        <w:t xml:space="preserve">Negative Marks: 0.25</w:t>
       </w:r>
     </w:p>
     <w:p>
-      <w:pPr>
-        <w:spacing w:after="0" w:before="0"/>
-      </w:pPr>
       <w:r>
-        <w:rPr>
-          <w:b w:val="0"/>
-          <w:i w:val="0"/>
-          <w:sz w:val="20"/>
-        </w:rPr>
-        <w:t>Positive Marks: 1</w:t>
+        <w:t xml:space="preserve"/>
       </w:r>
     </w:p>
     <w:p>
-      <w:pPr>
-        <w:spacing w:after="160" w:before="0"/>
-      </w:pPr>
       <w:r>
-        <w:rPr>
-          <w:b w:val="0"/>
-          <w:i w:val="0"/>
-          <w:sz w:val="20"/>
-        </w:rPr>
-        <w:t>Negative Marks: 0.25</w:t>
+        <w:t xml:space="preserve">Question: The recommended suction pressure for an adult is approximately:</w:t>
+      </w:r>
+    </w:p>
+    <w:p>
+      <w:r>
+        <w:t xml:space="preserve">(a) 5-10 mmHg</w:t>
+      </w:r>
+    </w:p>
+    <w:p>
+      <w:r>
+        <w:t xml:space="preserve">(b) 200-300 mmHg</w:t>
+      </w:r>
+    </w:p>
+    <w:p>
+      <w:r>
+        <w:t xml:space="preserve">(c) 0 mmHg</w:t>
+      </w:r>
+    </w:p>
+    <w:p>
+      <w:r>
+        <w:t xml:space="preserve">(d) 100-150 mmHg</w:t>
+      </w:r>
+    </w:p>
+    <w:p>
+      <w:r>
+        <w:t xml:space="preserve">Answer: d</w:t>
+      </w:r>
+    </w:p>
+    <w:p>
+      <w:r>
+        <w:t xml:space="preserve">Solution: Adult suction is set at 100-150 mmHg; higher pressures traumatize mucosa and cause hypoxia.</w:t>
+      </w:r>
+    </w:p>
+    <w:p>
+      <w:r>
+        <w:t xml:space="preserve">Positive Marks: 1</w:t>
+      </w:r>
+    </w:p>
+    <w:p>
+      <w:r>
+        <w:t xml:space="preserve">Negative Marks: 0.25</w:t>
+      </w:r>
+    </w:p>
+    <w:p>
+      <w:r>
+        <w:t xml:space="preserve"/>
+      </w:r>
+    </w:p>
+    <w:p>
+      <w:r>
+        <w:t xml:space="preserve">Question: According to the five-food-group model, milk and milk products are a source of:</w:t>
+      </w:r>
+    </w:p>
+    <w:p>
+      <w:r>
+        <w:t xml:space="preserve">(a) Carbohydrates mainly</w:t>
+      </w:r>
+    </w:p>
+    <w:p>
+      <w:r>
+        <w:t xml:space="preserve">(b) Calcium and protein</w:t>
+      </w:r>
+    </w:p>
+    <w:p>
+      <w:r>
+        <w:t xml:space="preserve">(c) Only fat</w:t>
+      </w:r>
+    </w:p>
+    <w:p>
+      <w:r>
+        <w:t xml:space="preserve">(d) Only water</w:t>
+      </w:r>
+    </w:p>
+    <w:p>
+      <w:r>
+        <w:t xml:space="preserve">Answer: b</w:t>
+      </w:r>
+    </w:p>
+    <w:p>
+      <w:r>
+        <w:t xml:space="preserve">Solution: Dairy products supply calcium and protein, which are essential for bones and tissue building.</w:t>
+      </w:r>
+    </w:p>
+    <w:p>
+      <w:r>
+        <w:t xml:space="preserve">Positive Marks: 1</w:t>
+      </w:r>
+    </w:p>
+    <w:p>
+      <w:r>
+        <w:t xml:space="preserve">Negative Marks: 0.25</w:t>
       </w:r>
     </w:p>
     <w:sectPr>
       <w:pgSz w:w="12240" w:h="15840"/>
-      <w:pgMar w:top="864" w:right="1008" w:bottom="864" w:left="1008" w:header="720" w:footer="720" w:gutter="0"/>
+      <w:pgMar w:top="1440" w:right="1800" w:bottom="1440" w:left="1800" w:header="720" w:footer="720" w:gutter="0"/>
       <w:cols w:space="720"/>
       <w:docGrid w:linePitch="360"/>
     </w:sectPr>
@@ -2715,10 +1365,6 @@
     <w:name w:val="Normal"/>
     <w:qFormat/>
     <w:rsid w:val="00FC693F"/>
-    <w:rPr>
-      <w:rFonts w:ascii="Calibri" w:hAnsi="Calibri"/>
-      <w:sz w:val="22"/>
-    </w:rPr>
   </w:style>
   <w:style w:type="paragraph" w:styleId="Header">
     <w:name w:val="header"/>
